--- a/demo/output/draft.docx
+++ b/demo/output/draft.docx
@@ -301,7 +301,7 @@
         <w:pStyle w:val="FirstParagraph"/>
       </w:pPr>
       <w:r>
-        <w:t xml:space="preserve">We used an AI coding and writing assistant to support editing of this draft and to prepare document-rendering commands. All AI outputs were reviewed and revised by the author.</w:t>
+        <w:t xml:space="preserve">We used Antigravity 1.18.3 with Claude Opus 4.6 (Anthropic) and/or Gemini 3.1 pro etc. to assist in editing manuscript. All outputs were critically reviewed, executed, and verified by the authors.</w:t>
       </w:r>
     </w:p>
     <w:bookmarkStart w:id="21" w:name="refs"/>
